--- a/docs/이력서.docx
+++ b/docs/이력서.docx
@@ -181,7 +181,7 @@
             </w:tcMar>
           </w:tcPr>
           <w:p>
-            <w:hyperlink w:history="1" r:id="rIdjvteis7q-phberqaujuc9">
+            <w:hyperlink w:history="1" r:id="rId_thjen5wqmg9zbfwheo6t">
               <w:r>
                 <w:rPr>
                   <w:rStyle w:val="Hyperlink"/>
@@ -233,7 +233,7 @@
             </w:tcMar>
           </w:tcPr>
           <w:p>
-            <w:hyperlink w:history="1" r:id="rIdpqrp0o9b7keuruzqjdu_y">
+            <w:hyperlink w:history="1" r:id="rIdf7bprq3lmzayinnzcdrwd">
               <w:r>
                 <w:rPr>
                   <w:rStyle w:val="Hyperlink"/>
@@ -285,7 +285,7 @@
             </w:tcMar>
           </w:tcPr>
           <w:p>
-            <w:hyperlink w:history="1" r:id="rId-jt7r9kv9hp56qywjm9qv">
+            <w:hyperlink w:history="1" r:id="rIdqr9y2rvteuocsvtuqfob_">
               <w:r>
                 <w:rPr>
                   <w:rStyle w:val="Hyperlink"/>

--- a/docs/이력서.docx
+++ b/docs/이력서.docx
@@ -181,7 +181,7 @@
             </w:tcMar>
           </w:tcPr>
           <w:p>
-            <w:hyperlink w:history="1" r:id="rId_thjen5wqmg9zbfwheo6t">
+            <w:hyperlink w:history="1" r:id="rIdj5nva6ssaxcvtw5pu8rf1">
               <w:r>
                 <w:rPr>
                   <w:rStyle w:val="Hyperlink"/>
@@ -233,7 +233,7 @@
             </w:tcMar>
           </w:tcPr>
           <w:p>
-            <w:hyperlink w:history="1" r:id="rIdf7bprq3lmzayinnzcdrwd">
+            <w:hyperlink w:history="1" r:id="rIdcwne_flewe4yl5sicbbwt">
               <w:r>
                 <w:rPr>
                   <w:rStyle w:val="Hyperlink"/>
@@ -285,7 +285,7 @@
             </w:tcMar>
           </w:tcPr>
           <w:p>
-            <w:hyperlink w:history="1" r:id="rIdqr9y2rvteuocsvtuqfob_">
+            <w:hyperlink w:history="1" r:id="rIdflc2ekkknnqylsft88i8l">
               <w:r>
                 <w:rPr>
                   <w:rStyle w:val="Hyperlink"/>
@@ -1287,1301 +1287,6 @@
           <w:p>
             <w:r>
               <w:t xml:space="preserve">필기 합격, 실기 응시 예정</w:t>
-            </w:r>
-          </w:p>
-        </w:tc>
-      </w:tr>
-    </w:tbl>
-    <w:p/>
-    <w:p>
-      <w:pPr>
-        <w:pStyle w:val="Heading2"/>
-        <w:spacing w:before="240" w:after="120"/>
-      </w:pPr>
-      <w:r>
-        <w:t xml:space="preserve">과제와 기간 (Aleph 과정)</w:t>
-      </w:r>
-    </w:p>
-    <w:tbl>
-      <w:tblPr>
-        <w:tblW w:type="pct" w:w="100%"/>
-        <w:tblBorders>
-          <w:top w:val="single" w:color="auto" w:sz="4"/>
-          <w:left w:val="single" w:color="auto" w:sz="4"/>
-          <w:bottom w:val="single" w:color="auto" w:sz="4"/>
-          <w:right w:val="single" w:color="auto" w:sz="4"/>
-          <w:insideH w:val="single" w:color="auto" w:sz="4"/>
-          <w:insideV w:val="single" w:color="auto" w:sz="4"/>
-        </w:tblBorders>
-      </w:tblPr>
-      <w:tblGrid>
-        <w:gridCol w:w="100"/>
-        <w:gridCol w:w="100"/>
-        <w:gridCol w:w="100"/>
-        <w:gridCol w:w="100"/>
-      </w:tblGrid>
-      <w:tr>
-        <w:trPr>
-          <w:tblHeader/>
-        </w:trPr>
-        <w:tc>
-          <w:tcPr>
-            <w:tcBorders>
-              <w:top w:val="single" w:color="B7B7BA" w:sz="4"/>
-              <w:left w:val="single" w:color="B7B7BA" w:sz="4"/>
-              <w:bottom w:val="single" w:color="B7B7BA" w:sz="4"/>
-              <w:right w:val="single" w:color="B7B7BA" w:sz="4"/>
-            </w:tcBorders>
-            <w:shd w:fill="E9E9EA"/>
-            <w:tcMar>
-              <w:top w:type="dxa" w:w="60"/>
-              <w:left w:type="dxa" w:w="80"/>
-              <w:bottom w:type="dxa" w:w="60"/>
-              <w:right w:type="dxa" w:w="80"/>
-            </w:tcMar>
-          </w:tcPr>
-          <w:p>
-            <w:r>
-              <w:rPr>
-                <w:b/>
-                <w:bCs/>
-              </w:rPr>
-              <w:t xml:space="preserve">기간</w:t>
-            </w:r>
-          </w:p>
-        </w:tc>
-        <w:tc>
-          <w:tcPr>
-            <w:tcBorders>
-              <w:top w:val="single" w:color="B7B7BA" w:sz="4"/>
-              <w:left w:val="single" w:color="B7B7BA" w:sz="4"/>
-              <w:bottom w:val="single" w:color="B7B7BA" w:sz="4"/>
-              <w:right w:val="single" w:color="B7B7BA" w:sz="4"/>
-            </w:tcBorders>
-            <w:shd w:fill="E9E9EA"/>
-            <w:tcMar>
-              <w:top w:type="dxa" w:w="60"/>
-              <w:left w:type="dxa" w:w="80"/>
-              <w:bottom w:type="dxa" w:w="60"/>
-              <w:right w:type="dxa" w:w="80"/>
-            </w:tcMar>
-          </w:tcPr>
-          <w:p>
-            <w:r>
-              <w:rPr>
-                <w:b/>
-                <w:bCs/>
-              </w:rPr>
-              <w:t xml:space="preserve">과제</w:t>
-            </w:r>
-          </w:p>
-        </w:tc>
-        <w:tc>
-          <w:tcPr>
-            <w:tcBorders>
-              <w:top w:val="single" w:color="B7B7BA" w:sz="4"/>
-              <w:left w:val="single" w:color="B7B7BA" w:sz="4"/>
-              <w:bottom w:val="single" w:color="B7B7BA" w:sz="4"/>
-              <w:right w:val="single" w:color="B7B7BA" w:sz="4"/>
-            </w:tcBorders>
-            <w:shd w:fill="E9E9EA"/>
-            <w:tcMar>
-              <w:top w:type="dxa" w:w="60"/>
-              <w:left w:type="dxa" w:w="80"/>
-              <w:bottom w:type="dxa" w:w="60"/>
-              <w:right w:type="dxa" w:w="80"/>
-            </w:tcMar>
-          </w:tcPr>
-          <w:p>
-            <w:r>
-              <w:rPr>
-                <w:b/>
-                <w:bCs/>
-              </w:rPr>
-              <w:t xml:space="preserve">형태</w:t>
-            </w:r>
-          </w:p>
-        </w:tc>
-        <w:tc>
-          <w:tcPr>
-            <w:tcBorders>
-              <w:top w:val="single" w:color="B7B7BA" w:sz="4"/>
-              <w:left w:val="single" w:color="B7B7BA" w:sz="4"/>
-              <w:bottom w:val="single" w:color="B7B7BA" w:sz="4"/>
-              <w:right w:val="single" w:color="B7B7BA" w:sz="4"/>
-            </w:tcBorders>
-            <w:shd w:fill="E9E9EA"/>
-            <w:tcMar>
-              <w:top w:type="dxa" w:w="60"/>
-              <w:left w:type="dxa" w:w="80"/>
-              <w:bottom w:type="dxa" w:w="60"/>
-              <w:right w:type="dxa" w:w="80"/>
-            </w:tcMar>
-          </w:tcPr>
-          <w:p>
-            <w:r>
-              <w:rPr>
-                <w:b/>
-                <w:bCs/>
-              </w:rPr>
-              <w:t xml:space="preserve">내용</w:t>
-            </w:r>
-          </w:p>
-        </w:tc>
-      </w:tr>
-      <w:tr>
-        <w:trPr>
-          <w:tblHeader w:val="false"/>
-        </w:trPr>
-        <w:tc>
-          <w:tcPr>
-            <w:tcBorders>
-              <w:top w:val="single" w:color="B7B7BA" w:sz="4"/>
-              <w:left w:val="single" w:color="B7B7BA" w:sz="4"/>
-              <w:bottom w:val="single" w:color="B7B7BA" w:sz="4"/>
-              <w:right w:val="single" w:color="B7B7BA" w:sz="4"/>
-            </w:tcBorders>
-            <w:tcMar>
-              <w:top w:type="dxa" w:w="60"/>
-              <w:left w:type="dxa" w:w="80"/>
-              <w:bottom w:type="dxa" w:w="60"/>
-              <w:right w:type="dxa" w:w="80"/>
-            </w:tcMar>
-          </w:tcPr>
-          <w:p>
-            <w:r>
-              <w:t xml:space="preserve">2026.08.11 ~ 2026.08.21</w:t>
-            </w:r>
-          </w:p>
-        </w:tc>
-        <w:tc>
-          <w:tcPr>
-            <w:tcBorders>
-              <w:top w:val="single" w:color="B7B7BA" w:sz="4"/>
-              <w:left w:val="single" w:color="B7B7BA" w:sz="4"/>
-              <w:bottom w:val="single" w:color="B7B7BA" w:sz="4"/>
-              <w:right w:val="single" w:color="B7B7BA" w:sz="4"/>
-            </w:tcBorders>
-            <w:tcMar>
-              <w:top w:type="dxa" w:w="60"/>
-              <w:left w:type="dxa" w:w="80"/>
-              <w:bottom w:type="dxa" w:w="60"/>
-              <w:right w:type="dxa" w:w="80"/>
-            </w:tcMar>
-          </w:tcPr>
-          <w:p>
-            <w:r>
-              <w:t xml:space="preserve">T01 Aleph Project</w:t>
-            </w:r>
-          </w:p>
-        </w:tc>
-        <w:tc>
-          <w:tcPr>
-            <w:tcBorders>
-              <w:top w:val="single" w:color="B7B7BA" w:sz="4"/>
-              <w:left w:val="single" w:color="B7B7BA" w:sz="4"/>
-              <w:bottom w:val="single" w:color="B7B7BA" w:sz="4"/>
-              <w:right w:val="single" w:color="B7B7BA" w:sz="4"/>
-            </w:tcBorders>
-            <w:tcMar>
-              <w:top w:type="dxa" w:w="60"/>
-              <w:left w:type="dxa" w:w="80"/>
-              <w:bottom w:type="dxa" w:w="60"/>
-              <w:right w:type="dxa" w:w="80"/>
-            </w:tcMar>
-          </w:tcPr>
-          <w:p>
-            <w:r>
-              <w:t xml:space="preserve">개인</w:t>
-            </w:r>
-          </w:p>
-        </w:tc>
-        <w:tc>
-          <w:tcPr>
-            <w:tcBorders>
-              <w:top w:val="single" w:color="B7B7BA" w:sz="4"/>
-              <w:left w:val="single" w:color="B7B7BA" w:sz="4"/>
-              <w:bottom w:val="single" w:color="B7B7BA" w:sz="4"/>
-              <w:right w:val="single" w:color="B7B7BA" w:sz="4"/>
-            </w:tcBorders>
-            <w:tcMar>
-              <w:top w:type="dxa" w:w="60"/>
-              <w:left w:type="dxa" w:w="80"/>
-              <w:bottom w:type="dxa" w:w="60"/>
-              <w:right w:type="dxa" w:w="80"/>
-            </w:tcMar>
-          </w:tcPr>
-          <w:p>
-            <w:r>
-              <w:t xml:space="preserve">나를 소개하는 한 페이지 사이트</w:t>
-            </w:r>
-          </w:p>
-        </w:tc>
-      </w:tr>
-      <w:tr>
-        <w:trPr>
-          <w:tblHeader w:val="false"/>
-        </w:trPr>
-        <w:tc>
-          <w:tcPr>
-            <w:tcBorders>
-              <w:top w:val="single" w:color="B7B7BA" w:sz="4"/>
-              <w:left w:val="single" w:color="B7B7BA" w:sz="4"/>
-              <w:bottom w:val="single" w:color="B7B7BA" w:sz="4"/>
-              <w:right w:val="single" w:color="B7B7BA" w:sz="4"/>
-            </w:tcBorders>
-            <w:tcMar>
-              <w:top w:type="dxa" w:w="60"/>
-              <w:left w:type="dxa" w:w="80"/>
-              <w:bottom w:type="dxa" w:w="60"/>
-              <w:right w:type="dxa" w:w="80"/>
-            </w:tcMar>
-          </w:tcPr>
-          <w:p>
-            <w:r>
-              <w:t xml:space="preserve">2026.08</w:t>
-            </w:r>
-          </w:p>
-        </w:tc>
-        <w:tc>
-          <w:tcPr>
-            <w:tcBorders>
-              <w:top w:val="single" w:color="B7B7BA" w:sz="4"/>
-              <w:left w:val="single" w:color="B7B7BA" w:sz="4"/>
-              <w:bottom w:val="single" w:color="B7B7BA" w:sz="4"/>
-              <w:right w:val="single" w:color="B7B7BA" w:sz="4"/>
-            </w:tcBorders>
-            <w:tcMar>
-              <w:top w:type="dxa" w:w="60"/>
-              <w:left w:type="dxa" w:w="80"/>
-              <w:bottom w:type="dxa" w:w="60"/>
-              <w:right w:type="dxa" w:w="80"/>
-            </w:tcMar>
-          </w:tcPr>
-          <w:p>
-            <w:r>
-              <w:t xml:space="preserve">T02 Dodge</w:t>
-            </w:r>
-          </w:p>
-        </w:tc>
-        <w:tc>
-          <w:tcPr>
-            <w:tcBorders>
-              <w:top w:val="single" w:color="B7B7BA" w:sz="4"/>
-              <w:left w:val="single" w:color="B7B7BA" w:sz="4"/>
-              <w:bottom w:val="single" w:color="B7B7BA" w:sz="4"/>
-              <w:right w:val="single" w:color="B7B7BA" w:sz="4"/>
-            </w:tcBorders>
-            <w:tcMar>
-              <w:top w:type="dxa" w:w="60"/>
-              <w:left w:type="dxa" w:w="80"/>
-              <w:bottom w:type="dxa" w:w="60"/>
-              <w:right w:type="dxa" w:w="80"/>
-            </w:tcMar>
-          </w:tcPr>
-          <w:p>
-            <w:r>
-              <w:t xml:space="preserve">개인</w:t>
-            </w:r>
-          </w:p>
-        </w:tc>
-        <w:tc>
-          <w:tcPr>
-            <w:tcBorders>
-              <w:top w:val="single" w:color="B7B7BA" w:sz="4"/>
-              <w:left w:val="single" w:color="B7B7BA" w:sz="4"/>
-              <w:bottom w:val="single" w:color="B7B7BA" w:sz="4"/>
-              <w:right w:val="single" w:color="B7B7BA" w:sz="4"/>
-            </w:tcBorders>
-            <w:tcMar>
-              <w:top w:type="dxa" w:w="60"/>
-              <w:left w:type="dxa" w:w="80"/>
-              <w:bottom w:type="dxa" w:w="60"/>
-              <w:right w:type="dxa" w:w="80"/>
-            </w:tcMar>
-          </w:tcPr>
-          <w:p>
-            <w:r>
-              <w:t xml:space="preserve">직접 설계한 미니게임</w:t>
-            </w:r>
-          </w:p>
-        </w:tc>
-      </w:tr>
-      <w:tr>
-        <w:trPr>
-          <w:tblHeader w:val="false"/>
-        </w:trPr>
-        <w:tc>
-          <w:tcPr>
-            <w:tcBorders>
-              <w:top w:val="single" w:color="B7B7BA" w:sz="4"/>
-              <w:left w:val="single" w:color="B7B7BA" w:sz="4"/>
-              <w:bottom w:val="single" w:color="B7B7BA" w:sz="4"/>
-              <w:right w:val="single" w:color="B7B7BA" w:sz="4"/>
-            </w:tcBorders>
-            <w:tcMar>
-              <w:top w:type="dxa" w:w="60"/>
-              <w:left w:type="dxa" w:w="80"/>
-              <w:bottom w:type="dxa" w:w="60"/>
-              <w:right w:type="dxa" w:w="80"/>
-            </w:tcMar>
-          </w:tcPr>
-          <w:p>
-            <w:r>
-              <w:t xml:space="preserve">2026.08</w:t>
-            </w:r>
-          </w:p>
-        </w:tc>
-        <w:tc>
-          <w:tcPr>
-            <w:tcBorders>
-              <w:top w:val="single" w:color="B7B7BA" w:sz="4"/>
-              <w:left w:val="single" w:color="B7B7BA" w:sz="4"/>
-              <w:bottom w:val="single" w:color="B7B7BA" w:sz="4"/>
-              <w:right w:val="single" w:color="B7B7BA" w:sz="4"/>
-            </w:tcBorders>
-            <w:tcMar>
-              <w:top w:type="dxa" w:w="60"/>
-              <w:left w:type="dxa" w:w="80"/>
-              <w:bottom w:type="dxa" w:w="60"/>
-              <w:right w:type="dxa" w:w="80"/>
-            </w:tcMar>
-          </w:tcPr>
-          <w:p>
-            <w:r>
-              <w:t xml:space="preserve">T03 Meme Studio</w:t>
-            </w:r>
-          </w:p>
-        </w:tc>
-        <w:tc>
-          <w:tcPr>
-            <w:tcBorders>
-              <w:top w:val="single" w:color="B7B7BA" w:sz="4"/>
-              <w:left w:val="single" w:color="B7B7BA" w:sz="4"/>
-              <w:bottom w:val="single" w:color="B7B7BA" w:sz="4"/>
-              <w:right w:val="single" w:color="B7B7BA" w:sz="4"/>
-            </w:tcBorders>
-            <w:tcMar>
-              <w:top w:type="dxa" w:w="60"/>
-              <w:left w:type="dxa" w:w="80"/>
-              <w:bottom w:type="dxa" w:w="60"/>
-              <w:right w:type="dxa" w:w="80"/>
-            </w:tcMar>
-          </w:tcPr>
-          <w:p>
-            <w:r>
-              <w:t xml:space="preserve">개인</w:t>
-            </w:r>
-          </w:p>
-        </w:tc>
-        <w:tc>
-          <w:tcPr>
-            <w:tcBorders>
-              <w:top w:val="single" w:color="B7B7BA" w:sz="4"/>
-              <w:left w:val="single" w:color="B7B7BA" w:sz="4"/>
-              <w:bottom w:val="single" w:color="B7B7BA" w:sz="4"/>
-              <w:right w:val="single" w:color="B7B7BA" w:sz="4"/>
-            </w:tcBorders>
-            <w:tcMar>
-              <w:top w:type="dxa" w:w="60"/>
-              <w:left w:type="dxa" w:w="80"/>
-              <w:bottom w:type="dxa" w:w="60"/>
-              <w:right w:type="dxa" w:w="80"/>
-            </w:tcMar>
-          </w:tcPr>
-          <w:p>
-            <w:r>
-              <w:t xml:space="preserve">짤 · 카드 제작 도구</w:t>
-            </w:r>
-          </w:p>
-        </w:tc>
-      </w:tr>
-      <w:tr>
-        <w:trPr>
-          <w:tblHeader w:val="false"/>
-        </w:trPr>
-        <w:tc>
-          <w:tcPr>
-            <w:tcBorders>
-              <w:top w:val="single" w:color="B7B7BA" w:sz="4"/>
-              <w:left w:val="single" w:color="B7B7BA" w:sz="4"/>
-              <w:bottom w:val="single" w:color="B7B7BA" w:sz="4"/>
-              <w:right w:val="single" w:color="B7B7BA" w:sz="4"/>
-            </w:tcBorders>
-            <w:tcMar>
-              <w:top w:type="dxa" w:w="60"/>
-              <w:left w:type="dxa" w:w="80"/>
-              <w:bottom w:type="dxa" w:w="60"/>
-              <w:right w:type="dxa" w:w="80"/>
-            </w:tcMar>
-          </w:tcPr>
-          <w:p>
-            <w:r>
-              <w:t xml:space="preserve">2026.08 ~ 2026.09</w:t>
-            </w:r>
-          </w:p>
-        </w:tc>
-        <w:tc>
-          <w:tcPr>
-            <w:tcBorders>
-              <w:top w:val="single" w:color="B7B7BA" w:sz="4"/>
-              <w:left w:val="single" w:color="B7B7BA" w:sz="4"/>
-              <w:bottom w:val="single" w:color="B7B7BA" w:sz="4"/>
-              <w:right w:val="single" w:color="B7B7BA" w:sz="4"/>
-            </w:tcBorders>
-            <w:tcMar>
-              <w:top w:type="dxa" w:w="60"/>
-              <w:left w:type="dxa" w:w="80"/>
-              <w:bottom w:type="dxa" w:w="60"/>
-              <w:right w:type="dxa" w:w="80"/>
-            </w:tcMar>
-          </w:tcPr>
-          <w:p>
-            <w:r>
-              <w:t xml:space="preserve">T04 The Day Before</w:t>
-            </w:r>
-          </w:p>
-        </w:tc>
-        <w:tc>
-          <w:tcPr>
-            <w:tcBorders>
-              <w:top w:val="single" w:color="B7B7BA" w:sz="4"/>
-              <w:left w:val="single" w:color="B7B7BA" w:sz="4"/>
-              <w:bottom w:val="single" w:color="B7B7BA" w:sz="4"/>
-              <w:right w:val="single" w:color="B7B7BA" w:sz="4"/>
-            </w:tcBorders>
-            <w:tcMar>
-              <w:top w:type="dxa" w:w="60"/>
-              <w:left w:type="dxa" w:w="80"/>
-              <w:bottom w:type="dxa" w:w="60"/>
-              <w:right w:type="dxa" w:w="80"/>
-            </w:tcMar>
-          </w:tcPr>
-          <w:p>
-            <w:r>
-              <w:t xml:space="preserve">개인</w:t>
-            </w:r>
-          </w:p>
-        </w:tc>
-        <w:tc>
-          <w:tcPr>
-            <w:tcBorders>
-              <w:top w:val="single" w:color="B7B7BA" w:sz="4"/>
-              <w:left w:val="single" w:color="B7B7BA" w:sz="4"/>
-              <w:bottom w:val="single" w:color="B7B7BA" w:sz="4"/>
-              <w:right w:val="single" w:color="B7B7BA" w:sz="4"/>
-            </w:tcBorders>
-            <w:tcMar>
-              <w:top w:type="dxa" w:w="60"/>
-              <w:left w:type="dxa" w:w="80"/>
-              <w:bottom w:type="dxa" w:w="60"/>
-              <w:right w:type="dxa" w:w="80"/>
-            </w:tcMar>
-          </w:tcPr>
-          <w:p>
-            <w:r>
-              <w:t xml:space="preserve">GitHub 연계, 화면 효과, 기초 디자인 적용</w:t>
-            </w:r>
-          </w:p>
-        </w:tc>
-      </w:tr>
-      <w:tr>
-        <w:trPr>
-          <w:tblHeader w:val="false"/>
-        </w:trPr>
-        <w:tc>
-          <w:tcPr>
-            <w:tcBorders>
-              <w:top w:val="single" w:color="B7B7BA" w:sz="4"/>
-              <w:left w:val="single" w:color="B7B7BA" w:sz="4"/>
-              <w:bottom w:val="single" w:color="B7B7BA" w:sz="4"/>
-              <w:right w:val="single" w:color="B7B7BA" w:sz="4"/>
-            </w:tcBorders>
-            <w:tcMar>
-              <w:top w:type="dxa" w:w="60"/>
-              <w:left w:type="dxa" w:w="80"/>
-              <w:bottom w:type="dxa" w:w="60"/>
-              <w:right w:type="dxa" w:w="80"/>
-            </w:tcMar>
-          </w:tcPr>
-          <w:p>
-            <w:r>
-              <w:t xml:space="preserve">2026.08 ~ 2026.09</w:t>
-            </w:r>
-          </w:p>
-        </w:tc>
-        <w:tc>
-          <w:tcPr>
-            <w:tcBorders>
-              <w:top w:val="single" w:color="B7B7BA" w:sz="4"/>
-              <w:left w:val="single" w:color="B7B7BA" w:sz="4"/>
-              <w:bottom w:val="single" w:color="B7B7BA" w:sz="4"/>
-              <w:right w:val="single" w:color="B7B7BA" w:sz="4"/>
-            </w:tcBorders>
-            <w:tcMar>
-              <w:top w:type="dxa" w:w="60"/>
-              <w:left w:type="dxa" w:w="80"/>
-              <w:bottom w:type="dxa" w:w="60"/>
-              <w:right w:type="dxa" w:w="80"/>
-            </w:tcMar>
-          </w:tcPr>
-          <w:p>
-            <w:r>
-              <w:t xml:space="preserve">T05 Meme Studio 확장 실험</w:t>
-            </w:r>
-          </w:p>
-        </w:tc>
-        <w:tc>
-          <w:tcPr>
-            <w:tcBorders>
-              <w:top w:val="single" w:color="B7B7BA" w:sz="4"/>
-              <w:left w:val="single" w:color="B7B7BA" w:sz="4"/>
-              <w:bottom w:val="single" w:color="B7B7BA" w:sz="4"/>
-              <w:right w:val="single" w:color="B7B7BA" w:sz="4"/>
-            </w:tcBorders>
-            <w:tcMar>
-              <w:top w:type="dxa" w:w="60"/>
-              <w:left w:type="dxa" w:w="80"/>
-              <w:bottom w:type="dxa" w:w="60"/>
-              <w:right w:type="dxa" w:w="80"/>
-            </w:tcMar>
-          </w:tcPr>
-          <w:p>
-            <w:r>
-              <w:t xml:space="preserve">개인</w:t>
-            </w:r>
-          </w:p>
-        </w:tc>
-        <w:tc>
-          <w:tcPr>
-            <w:tcBorders>
-              <w:top w:val="single" w:color="B7B7BA" w:sz="4"/>
-              <w:left w:val="single" w:color="B7B7BA" w:sz="4"/>
-              <w:bottom w:val="single" w:color="B7B7BA" w:sz="4"/>
-              <w:right w:val="single" w:color="B7B7BA" w:sz="4"/>
-            </w:tcBorders>
-            <w:tcMar>
-              <w:top w:type="dxa" w:w="60"/>
-              <w:left w:type="dxa" w:w="80"/>
-              <w:bottom w:type="dxa" w:w="60"/>
-              <w:right w:type="dxa" w:w="80"/>
-            </w:tcMar>
-          </w:tcPr>
-          <w:p>
-            <w:r>
-              <w:t xml:space="preserve">다른 AI로 기능 추가, AI 사이 자료 전달 연습</w:t>
-            </w:r>
-          </w:p>
-        </w:tc>
-      </w:tr>
-      <w:tr>
-        <w:trPr>
-          <w:tblHeader w:val="false"/>
-        </w:trPr>
-        <w:tc>
-          <w:tcPr>
-            <w:tcBorders>
-              <w:top w:val="single" w:color="B7B7BA" w:sz="4"/>
-              <w:left w:val="single" w:color="B7B7BA" w:sz="4"/>
-              <w:bottom w:val="single" w:color="B7B7BA" w:sz="4"/>
-              <w:right w:val="single" w:color="B7B7BA" w:sz="4"/>
-            </w:tcBorders>
-            <w:tcMar>
-              <w:top w:type="dxa" w:w="60"/>
-              <w:left w:type="dxa" w:w="80"/>
-              <w:bottom w:type="dxa" w:w="60"/>
-              <w:right w:type="dxa" w:w="80"/>
-            </w:tcMar>
-          </w:tcPr>
-          <w:p>
-            <w:r>
-              <w:t xml:space="preserve">2026.09</w:t>
-            </w:r>
-          </w:p>
-        </w:tc>
-        <w:tc>
-          <w:tcPr>
-            <w:tcBorders>
-              <w:top w:val="single" w:color="B7B7BA" w:sz="4"/>
-              <w:left w:val="single" w:color="B7B7BA" w:sz="4"/>
-              <w:bottom w:val="single" w:color="B7B7BA" w:sz="4"/>
-              <w:right w:val="single" w:color="B7B7BA" w:sz="4"/>
-            </w:tcBorders>
-            <w:tcMar>
-              <w:top w:type="dxa" w:w="60"/>
-              <w:left w:type="dxa" w:w="80"/>
-              <w:bottom w:type="dxa" w:w="60"/>
-              <w:right w:type="dxa" w:w="80"/>
-            </w:tcMar>
-          </w:tcPr>
-          <w:p>
-            <w:r>
-              <w:t xml:space="preserve">T06 PinPoint</w:t>
-            </w:r>
-          </w:p>
-        </w:tc>
-        <w:tc>
-          <w:tcPr>
-            <w:tcBorders>
-              <w:top w:val="single" w:color="B7B7BA" w:sz="4"/>
-              <w:left w:val="single" w:color="B7B7BA" w:sz="4"/>
-              <w:bottom w:val="single" w:color="B7B7BA" w:sz="4"/>
-              <w:right w:val="single" w:color="B7B7BA" w:sz="4"/>
-            </w:tcBorders>
-            <w:tcMar>
-              <w:top w:type="dxa" w:w="60"/>
-              <w:left w:type="dxa" w:w="80"/>
-              <w:bottom w:type="dxa" w:w="60"/>
-              <w:right w:type="dxa" w:w="80"/>
-            </w:tcMar>
-          </w:tcPr>
-          <w:p>
-            <w:r>
-              <w:t xml:space="preserve">개인</w:t>
-            </w:r>
-          </w:p>
-        </w:tc>
-        <w:tc>
-          <w:tcPr>
-            <w:tcBorders>
-              <w:top w:val="single" w:color="B7B7BA" w:sz="4"/>
-              <w:left w:val="single" w:color="B7B7BA" w:sz="4"/>
-              <w:bottom w:val="single" w:color="B7B7BA" w:sz="4"/>
-              <w:right w:val="single" w:color="B7B7BA" w:sz="4"/>
-            </w:tcBorders>
-            <w:tcMar>
-              <w:top w:type="dxa" w:w="60"/>
-              <w:left w:type="dxa" w:w="80"/>
-              <w:bottom w:type="dxa" w:w="60"/>
-              <w:right w:type="dxa" w:w="80"/>
-            </w:tcMar>
-          </w:tcPr>
-          <w:p>
-            <w:r>
-              <w:t xml:space="preserve">계획 관리 앱 첫 버전, 디자인 도구로 시안 보완</w:t>
-            </w:r>
-          </w:p>
-        </w:tc>
-      </w:tr>
-      <w:tr>
-        <w:trPr>
-          <w:tblHeader w:val="false"/>
-        </w:trPr>
-        <w:tc>
-          <w:tcPr>
-            <w:tcBorders>
-              <w:top w:val="single" w:color="B7B7BA" w:sz="4"/>
-              <w:left w:val="single" w:color="B7B7BA" w:sz="4"/>
-              <w:bottom w:val="single" w:color="B7B7BA" w:sz="4"/>
-              <w:right w:val="single" w:color="B7B7BA" w:sz="4"/>
-            </w:tcBorders>
-            <w:tcMar>
-              <w:top w:type="dxa" w:w="60"/>
-              <w:left w:type="dxa" w:w="80"/>
-              <w:bottom w:type="dxa" w:w="60"/>
-              <w:right w:type="dxa" w:w="80"/>
-            </w:tcMar>
-          </w:tcPr>
-          <w:p>
-            <w:r>
-              <w:t xml:space="preserve">2026.09</w:t>
-            </w:r>
-          </w:p>
-        </w:tc>
-        <w:tc>
-          <w:tcPr>
-            <w:tcBorders>
-              <w:top w:val="single" w:color="B7B7BA" w:sz="4"/>
-              <w:left w:val="single" w:color="B7B7BA" w:sz="4"/>
-              <w:bottom w:val="single" w:color="B7B7BA" w:sz="4"/>
-              <w:right w:val="single" w:color="B7B7BA" w:sz="4"/>
-            </w:tcBorders>
-            <w:tcMar>
-              <w:top w:type="dxa" w:w="60"/>
-              <w:left w:type="dxa" w:w="80"/>
-              <w:bottom w:type="dxa" w:w="60"/>
-              <w:right w:type="dxa" w:w="80"/>
-            </w:tcMar>
-          </w:tcPr>
-          <w:p>
-            <w:r>
-              <w:t xml:space="preserve">T07 PinPoint 재설계</w:t>
-            </w:r>
-          </w:p>
-        </w:tc>
-        <w:tc>
-          <w:tcPr>
-            <w:tcBorders>
-              <w:top w:val="single" w:color="B7B7BA" w:sz="4"/>
-              <w:left w:val="single" w:color="B7B7BA" w:sz="4"/>
-              <w:bottom w:val="single" w:color="B7B7BA" w:sz="4"/>
-              <w:right w:val="single" w:color="B7B7BA" w:sz="4"/>
-            </w:tcBorders>
-            <w:tcMar>
-              <w:top w:type="dxa" w:w="60"/>
-              <w:left w:type="dxa" w:w="80"/>
-              <w:bottom w:type="dxa" w:w="60"/>
-              <w:right w:type="dxa" w:w="80"/>
-            </w:tcMar>
-          </w:tcPr>
-          <w:p>
-            <w:r>
-              <w:t xml:space="preserve">개인</w:t>
-            </w:r>
-          </w:p>
-        </w:tc>
-        <w:tc>
-          <w:tcPr>
-            <w:tcBorders>
-              <w:top w:val="single" w:color="B7B7BA" w:sz="4"/>
-              <w:left w:val="single" w:color="B7B7BA" w:sz="4"/>
-              <w:bottom w:val="single" w:color="B7B7BA" w:sz="4"/>
-              <w:right w:val="single" w:color="B7B7BA" w:sz="4"/>
-            </w:tcBorders>
-            <w:tcMar>
-              <w:top w:type="dxa" w:w="60"/>
-              <w:left w:type="dxa" w:w="80"/>
-              <w:bottom w:type="dxa" w:w="60"/>
-              <w:right w:type="dxa" w:w="80"/>
-            </w:tcMar>
-          </w:tcPr>
-          <w:p>
-            <w:r>
-              <w:t xml:space="preserve">전체 배치 재설계, 작업 원칙 · 검증 기준 문서화</w:t>
-            </w:r>
-          </w:p>
-        </w:tc>
-      </w:tr>
-      <w:tr>
-        <w:trPr>
-          <w:tblHeader w:val="false"/>
-        </w:trPr>
-        <w:tc>
-          <w:tcPr>
-            <w:tcBorders>
-              <w:top w:val="single" w:color="B7B7BA" w:sz="4"/>
-              <w:left w:val="single" w:color="B7B7BA" w:sz="4"/>
-              <w:bottom w:val="single" w:color="B7B7BA" w:sz="4"/>
-              <w:right w:val="single" w:color="B7B7BA" w:sz="4"/>
-            </w:tcBorders>
-            <w:tcMar>
-              <w:top w:type="dxa" w:w="60"/>
-              <w:left w:type="dxa" w:w="80"/>
-              <w:bottom w:type="dxa" w:w="60"/>
-              <w:right w:type="dxa" w:w="80"/>
-            </w:tcMar>
-          </w:tcPr>
-          <w:p>
-            <w:r>
-              <w:t xml:space="preserve">2026.09 ~ 2026.09.15</w:t>
-            </w:r>
-          </w:p>
-        </w:tc>
-        <w:tc>
-          <w:tcPr>
-            <w:tcBorders>
-              <w:top w:val="single" w:color="B7B7BA" w:sz="4"/>
-              <w:left w:val="single" w:color="B7B7BA" w:sz="4"/>
-              <w:bottom w:val="single" w:color="B7B7BA" w:sz="4"/>
-              <w:right w:val="single" w:color="B7B7BA" w:sz="4"/>
-            </w:tcBorders>
-            <w:tcMar>
-              <w:top w:type="dxa" w:w="60"/>
-              <w:left w:type="dxa" w:w="80"/>
-              <w:bottom w:type="dxa" w:w="60"/>
-              <w:right w:type="dxa" w:w="80"/>
-            </w:tcMar>
-          </w:tcPr>
-          <w:p>
-            <w:r>
-              <w:t xml:space="preserve">T08 Aleph Portfolio</w:t>
-            </w:r>
-          </w:p>
-        </w:tc>
-        <w:tc>
-          <w:tcPr>
-            <w:tcBorders>
-              <w:top w:val="single" w:color="B7B7BA" w:sz="4"/>
-              <w:left w:val="single" w:color="B7B7BA" w:sz="4"/>
-              <w:bottom w:val="single" w:color="B7B7BA" w:sz="4"/>
-              <w:right w:val="single" w:color="B7B7BA" w:sz="4"/>
-            </w:tcBorders>
-            <w:tcMar>
-              <w:top w:type="dxa" w:w="60"/>
-              <w:left w:type="dxa" w:w="80"/>
-              <w:bottom w:type="dxa" w:w="60"/>
-              <w:right w:type="dxa" w:w="80"/>
-            </w:tcMar>
-          </w:tcPr>
-          <w:p>
-            <w:r>
-              <w:t xml:space="preserve">개인</w:t>
-            </w:r>
-          </w:p>
-        </w:tc>
-        <w:tc>
-          <w:tcPr>
-            <w:tcBorders>
-              <w:top w:val="single" w:color="B7B7BA" w:sz="4"/>
-              <w:left w:val="single" w:color="B7B7BA" w:sz="4"/>
-              <w:bottom w:val="single" w:color="B7B7BA" w:sz="4"/>
-              <w:right w:val="single" w:color="B7B7BA" w:sz="4"/>
-            </w:tcBorders>
-            <w:tcMar>
-              <w:top w:type="dxa" w:w="60"/>
-              <w:left w:type="dxa" w:w="80"/>
-              <w:bottom w:type="dxa" w:w="60"/>
-              <w:right w:type="dxa" w:w="80"/>
-            </w:tcMar>
-          </w:tcPr>
-          <w:p>
-            <w:r>
-              <w:t xml:space="preserve">포트폴리오 재설계, 패스키(WebAuthn) 인증 추가</w:t>
-            </w:r>
-          </w:p>
-        </w:tc>
-      </w:tr>
-      <w:tr>
-        <w:trPr>
-          <w:tblHeader w:val="false"/>
-        </w:trPr>
-        <w:tc>
-          <w:tcPr>
-            <w:tcBorders>
-              <w:top w:val="single" w:color="B7B7BA" w:sz="4"/>
-              <w:left w:val="single" w:color="B7B7BA" w:sz="4"/>
-              <w:bottom w:val="single" w:color="B7B7BA" w:sz="4"/>
-              <w:right w:val="single" w:color="B7B7BA" w:sz="4"/>
-            </w:tcBorders>
-            <w:tcMar>
-              <w:top w:type="dxa" w:w="60"/>
-              <w:left w:type="dxa" w:w="80"/>
-              <w:bottom w:type="dxa" w:w="60"/>
-              <w:right w:type="dxa" w:w="80"/>
-            </w:tcMar>
-          </w:tcPr>
-          <w:p>
-            <w:r>
-              <w:t xml:space="preserve">2026.09.10 ~ 2026.09.15</w:t>
-            </w:r>
-          </w:p>
-        </w:tc>
-        <w:tc>
-          <w:tcPr>
-            <w:tcBorders>
-              <w:top w:val="single" w:color="B7B7BA" w:sz="4"/>
-              <w:left w:val="single" w:color="B7B7BA" w:sz="4"/>
-              <w:bottom w:val="single" w:color="B7B7BA" w:sz="4"/>
-              <w:right w:val="single" w:color="B7B7BA" w:sz="4"/>
-            </w:tcBorders>
-            <w:tcMar>
-              <w:top w:type="dxa" w:w="60"/>
-              <w:left w:type="dxa" w:w="80"/>
-              <w:bottom w:type="dxa" w:w="60"/>
-              <w:right w:type="dxa" w:w="80"/>
-            </w:tcMar>
-          </w:tcPr>
-          <w:p>
-            <w:r>
-              <w:t xml:space="preserve">T09 나를 말하는 에이전트</w:t>
-            </w:r>
-          </w:p>
-        </w:tc>
-        <w:tc>
-          <w:tcPr>
-            <w:tcBorders>
-              <w:top w:val="single" w:color="B7B7BA" w:sz="4"/>
-              <w:left w:val="single" w:color="B7B7BA" w:sz="4"/>
-              <w:bottom w:val="single" w:color="B7B7BA" w:sz="4"/>
-              <w:right w:val="single" w:color="B7B7BA" w:sz="4"/>
-            </w:tcBorders>
-            <w:tcMar>
-              <w:top w:type="dxa" w:w="60"/>
-              <w:left w:type="dxa" w:w="80"/>
-              <w:bottom w:type="dxa" w:w="60"/>
-              <w:right w:type="dxa" w:w="80"/>
-            </w:tcMar>
-          </w:tcPr>
-          <w:p>
-            <w:r>
-              <w:t xml:space="preserve">개인</w:t>
-            </w:r>
-          </w:p>
-        </w:tc>
-        <w:tc>
-          <w:tcPr>
-            <w:tcBorders>
-              <w:top w:val="single" w:color="B7B7BA" w:sz="4"/>
-              <w:left w:val="single" w:color="B7B7BA" w:sz="4"/>
-              <w:bottom w:val="single" w:color="B7B7BA" w:sz="4"/>
-              <w:right w:val="single" w:color="B7B7BA" w:sz="4"/>
-            </w:tcBorders>
-            <w:tcMar>
-              <w:top w:type="dxa" w:w="60"/>
-              <w:left w:type="dxa" w:w="80"/>
-              <w:bottom w:type="dxa" w:w="60"/>
-              <w:right w:type="dxa" w:w="80"/>
-            </w:tcMar>
-          </w:tcPr>
-          <w:p>
-            <w:r>
-              <w:t xml:space="preserve">리추얼 기록으로 강점 지도와 서사 문서 작성</w:t>
-            </w:r>
-          </w:p>
-        </w:tc>
-      </w:tr>
-      <w:tr>
-        <w:trPr>
-          <w:tblHeader w:val="false"/>
-        </w:trPr>
-        <w:tc>
-          <w:tcPr>
-            <w:tcBorders>
-              <w:top w:val="single" w:color="B7B7BA" w:sz="4"/>
-              <w:left w:val="single" w:color="B7B7BA" w:sz="4"/>
-              <w:bottom w:val="single" w:color="B7B7BA" w:sz="4"/>
-              <w:right w:val="single" w:color="B7B7BA" w:sz="4"/>
-            </w:tcBorders>
-            <w:tcMar>
-              <w:top w:type="dxa" w:w="60"/>
-              <w:left w:type="dxa" w:w="80"/>
-              <w:bottom w:type="dxa" w:w="60"/>
-              <w:right w:type="dxa" w:w="80"/>
-            </w:tcMar>
-          </w:tcPr>
-          <w:p>
-            <w:r>
-              <w:t xml:space="preserve">2026.09.13 ~ 2026.10.01</w:t>
-            </w:r>
-          </w:p>
-        </w:tc>
-        <w:tc>
-          <w:tcPr>
-            <w:tcBorders>
-              <w:top w:val="single" w:color="B7B7BA" w:sz="4"/>
-              <w:left w:val="single" w:color="B7B7BA" w:sz="4"/>
-              <w:bottom w:val="single" w:color="B7B7BA" w:sz="4"/>
-              <w:right w:val="single" w:color="B7B7BA" w:sz="4"/>
-            </w:tcBorders>
-            <w:tcMar>
-              <w:top w:type="dxa" w:w="60"/>
-              <w:left w:type="dxa" w:w="80"/>
-              <w:bottom w:type="dxa" w:w="60"/>
-              <w:right w:type="dxa" w:w="80"/>
-            </w:tcMar>
-          </w:tcPr>
-          <w:p>
-            <w:r>
-              <w:t xml:space="preserve">T10 논문</w:t>
-            </w:r>
-          </w:p>
-        </w:tc>
-        <w:tc>
-          <w:tcPr>
-            <w:tcBorders>
-              <w:top w:val="single" w:color="B7B7BA" w:sz="4"/>
-              <w:left w:val="single" w:color="B7B7BA" w:sz="4"/>
-              <w:bottom w:val="single" w:color="B7B7BA" w:sz="4"/>
-              <w:right w:val="single" w:color="B7B7BA" w:sz="4"/>
-            </w:tcBorders>
-            <w:tcMar>
-              <w:top w:type="dxa" w:w="60"/>
-              <w:left w:type="dxa" w:w="80"/>
-              <w:bottom w:type="dxa" w:w="60"/>
-              <w:right w:type="dxa" w:w="80"/>
-            </w:tcMar>
-          </w:tcPr>
-          <w:p>
-            <w:r>
-              <w:t xml:space="preserve">개인</w:t>
-            </w:r>
-          </w:p>
-        </w:tc>
-        <w:tc>
-          <w:tcPr>
-            <w:tcBorders>
-              <w:top w:val="single" w:color="B7B7BA" w:sz="4"/>
-              <w:left w:val="single" w:color="B7B7BA" w:sz="4"/>
-              <w:bottom w:val="single" w:color="B7B7BA" w:sz="4"/>
-              <w:right w:val="single" w:color="B7B7BA" w:sz="4"/>
-            </w:tcBorders>
-            <w:tcMar>
-              <w:top w:type="dxa" w:w="60"/>
-              <w:left w:type="dxa" w:w="80"/>
-              <w:bottom w:type="dxa" w:w="60"/>
-              <w:right w:type="dxa" w:w="80"/>
-            </w:tcMar>
-          </w:tcPr>
-          <w:p>
-            <w:r>
-              <w:t xml:space="preserve">청각 랜드마크 개수와 길찾기, 3D 실험 시뮬레이터 제작</w:t>
-            </w:r>
-          </w:p>
-        </w:tc>
-      </w:tr>
-      <w:tr>
-        <w:trPr>
-          <w:tblHeader w:val="false"/>
-        </w:trPr>
-        <w:tc>
-          <w:tcPr>
-            <w:tcBorders>
-              <w:top w:val="single" w:color="B7B7BA" w:sz="4"/>
-              <w:left w:val="single" w:color="B7B7BA" w:sz="4"/>
-              <w:bottom w:val="single" w:color="B7B7BA" w:sz="4"/>
-              <w:right w:val="single" w:color="B7B7BA" w:sz="4"/>
-            </w:tcBorders>
-            <w:tcMar>
-              <w:top w:type="dxa" w:w="60"/>
-              <w:left w:type="dxa" w:w="80"/>
-              <w:bottom w:type="dxa" w:w="60"/>
-              <w:right w:type="dxa" w:w="80"/>
-            </w:tcMar>
-          </w:tcPr>
-          <w:p>
-            <w:r>
-              <w:t xml:space="preserve">2026.09 ~ 2026.10</w:t>
-            </w:r>
-          </w:p>
-        </w:tc>
-        <w:tc>
-          <w:tcPr>
-            <w:tcBorders>
-              <w:top w:val="single" w:color="B7B7BA" w:sz="4"/>
-              <w:left w:val="single" w:color="B7B7BA" w:sz="4"/>
-              <w:bottom w:val="single" w:color="B7B7BA" w:sz="4"/>
-              <w:right w:val="single" w:color="B7B7BA" w:sz="4"/>
-            </w:tcBorders>
-            <w:tcMar>
-              <w:top w:type="dxa" w:w="60"/>
-              <w:left w:type="dxa" w:w="80"/>
-              <w:bottom w:type="dxa" w:w="60"/>
-              <w:right w:type="dxa" w:w="80"/>
-            </w:tcMar>
-          </w:tcPr>
-          <w:p>
-            <w:r>
-              <w:t xml:space="preserve">T11 소설</w:t>
-            </w:r>
-          </w:p>
-        </w:tc>
-        <w:tc>
-          <w:tcPr>
-            <w:tcBorders>
-              <w:top w:val="single" w:color="B7B7BA" w:sz="4"/>
-              <w:left w:val="single" w:color="B7B7BA" w:sz="4"/>
-              <w:bottom w:val="single" w:color="B7B7BA" w:sz="4"/>
-              <w:right w:val="single" w:color="B7B7BA" w:sz="4"/>
-            </w:tcBorders>
-            <w:tcMar>
-              <w:top w:type="dxa" w:w="60"/>
-              <w:left w:type="dxa" w:w="80"/>
-              <w:bottom w:type="dxa" w:w="60"/>
-              <w:right w:type="dxa" w:w="80"/>
-            </w:tcMar>
-          </w:tcPr>
-          <w:p>
-            <w:r>
-              <w:t xml:space="preserve">개인</w:t>
-            </w:r>
-          </w:p>
-        </w:tc>
-        <w:tc>
-          <w:tcPr>
-            <w:tcBorders>
-              <w:top w:val="single" w:color="B7B7BA" w:sz="4"/>
-              <w:left w:val="single" w:color="B7B7BA" w:sz="4"/>
-              <w:bottom w:val="single" w:color="B7B7BA" w:sz="4"/>
-              <w:right w:val="single" w:color="B7B7BA" w:sz="4"/>
-            </w:tcBorders>
-            <w:tcMar>
-              <w:top w:type="dxa" w:w="60"/>
-              <w:left w:type="dxa" w:w="80"/>
-              <w:bottom w:type="dxa" w:w="60"/>
-              <w:right w:type="dxa" w:w="80"/>
-            </w:tcMar>
-          </w:tcPr>
-          <w:p>
-            <w:r>
-              <w:t xml:space="preserve">삶의 고비 셋을 다룬 14장 소설</w:t>
-            </w:r>
-          </w:p>
-        </w:tc>
-      </w:tr>
-      <w:tr>
-        <w:trPr>
-          <w:tblHeader w:val="false"/>
-        </w:trPr>
-        <w:tc>
-          <w:tcPr>
-            <w:tcBorders>
-              <w:top w:val="single" w:color="B7B7BA" w:sz="4"/>
-              <w:left w:val="single" w:color="B7B7BA" w:sz="4"/>
-              <w:bottom w:val="single" w:color="B7B7BA" w:sz="4"/>
-              <w:right w:val="single" w:color="B7B7BA" w:sz="4"/>
-            </w:tcBorders>
-            <w:tcMar>
-              <w:top w:type="dxa" w:w="60"/>
-              <w:left w:type="dxa" w:w="80"/>
-              <w:bottom w:type="dxa" w:w="60"/>
-              <w:right w:type="dxa" w:w="80"/>
-            </w:tcMar>
-          </w:tcPr>
-          <w:p>
-            <w:r>
-              <w:t xml:space="preserve">2026.10.06 ~</w:t>
-            </w:r>
-          </w:p>
-        </w:tc>
-        <w:tc>
-          <w:tcPr>
-            <w:tcBorders>
-              <w:top w:val="single" w:color="B7B7BA" w:sz="4"/>
-              <w:left w:val="single" w:color="B7B7BA" w:sz="4"/>
-              <w:bottom w:val="single" w:color="B7B7BA" w:sz="4"/>
-              <w:right w:val="single" w:color="B7B7BA" w:sz="4"/>
-            </w:tcBorders>
-            <w:tcMar>
-              <w:top w:type="dxa" w:w="60"/>
-              <w:left w:type="dxa" w:w="80"/>
-              <w:bottom w:type="dxa" w:w="60"/>
-              <w:right w:type="dxa" w:w="80"/>
-            </w:tcMar>
-          </w:tcPr>
-          <w:p>
-            <w:r>
-              <w:t xml:space="preserve">CTF 머신 제작</w:t>
-            </w:r>
-          </w:p>
-        </w:tc>
-        <w:tc>
-          <w:tcPr>
-            <w:tcBorders>
-              <w:top w:val="single" w:color="B7B7BA" w:sz="4"/>
-              <w:left w:val="single" w:color="B7B7BA" w:sz="4"/>
-              <w:bottom w:val="single" w:color="B7B7BA" w:sz="4"/>
-              <w:right w:val="single" w:color="B7B7BA" w:sz="4"/>
-            </w:tcBorders>
-            <w:tcMar>
-              <w:top w:type="dxa" w:w="60"/>
-              <w:left w:type="dxa" w:w="80"/>
-              <w:bottom w:type="dxa" w:w="60"/>
-              <w:right w:type="dxa" w:w="80"/>
-            </w:tcMar>
-          </w:tcPr>
-          <w:p>
-            <w:r>
-              <w:t xml:space="preserve">팀</w:t>
-            </w:r>
-          </w:p>
-        </w:tc>
-        <w:tc>
-          <w:tcPr>
-            <w:tcBorders>
-              <w:top w:val="single" w:color="B7B7BA" w:sz="4"/>
-              <w:left w:val="single" w:color="B7B7BA" w:sz="4"/>
-              <w:bottom w:val="single" w:color="B7B7BA" w:sz="4"/>
-              <w:right w:val="single" w:color="B7B7BA" w:sz="4"/>
-            </w:tcBorders>
-            <w:tcMar>
-              <w:top w:type="dxa" w:w="60"/>
-              <w:left w:type="dxa" w:w="80"/>
-              <w:bottom w:type="dxa" w:w="60"/>
-              <w:right w:type="dxa" w:w="80"/>
-            </w:tcMar>
-          </w:tcPr>
-          <w:p>
-            <w:r>
-              <w:t xml:space="preserve">기획 주도, 역할 분담 기준 수립, 풀이 피드백</w:t>
-            </w:r>
-          </w:p>
-        </w:tc>
-      </w:tr>
-      <w:tr>
-        <w:trPr>
-          <w:tblHeader w:val="false"/>
-        </w:trPr>
-        <w:tc>
-          <w:tcPr>
-            <w:tcBorders>
-              <w:top w:val="single" w:color="B7B7BA" w:sz="4"/>
-              <w:left w:val="single" w:color="B7B7BA" w:sz="4"/>
-              <w:bottom w:val="single" w:color="B7B7BA" w:sz="4"/>
-              <w:right w:val="single" w:color="B7B7BA" w:sz="4"/>
-            </w:tcBorders>
-            <w:tcMar>
-              <w:top w:type="dxa" w:w="60"/>
-              <w:left w:type="dxa" w:w="80"/>
-              <w:bottom w:type="dxa" w:w="60"/>
-              <w:right w:type="dxa" w:w="80"/>
-            </w:tcMar>
-          </w:tcPr>
-          <w:p>
-            <w:r>
-              <w:t xml:space="preserve">2026.10.14 ~</w:t>
-            </w:r>
-          </w:p>
-        </w:tc>
-        <w:tc>
-          <w:tcPr>
-            <w:tcBorders>
-              <w:top w:val="single" w:color="B7B7BA" w:sz="4"/>
-              <w:left w:val="single" w:color="B7B7BA" w:sz="4"/>
-              <w:bottom w:val="single" w:color="B7B7BA" w:sz="4"/>
-              <w:right w:val="single" w:color="B7B7BA" w:sz="4"/>
-            </w:tcBorders>
-            <w:tcMar>
-              <w:top w:type="dxa" w:w="60"/>
-              <w:left w:type="dxa" w:w="80"/>
-              <w:bottom w:type="dxa" w:w="60"/>
-              <w:right w:type="dxa" w:w="80"/>
-            </w:tcMar>
-          </w:tcPr>
-          <w:p>
-            <w:r>
-              <w:t xml:space="preserve">T12 포트폴리오</w:t>
-            </w:r>
-          </w:p>
-        </w:tc>
-        <w:tc>
-          <w:tcPr>
-            <w:tcBorders>
-              <w:top w:val="single" w:color="B7B7BA" w:sz="4"/>
-              <w:left w:val="single" w:color="B7B7BA" w:sz="4"/>
-              <w:bottom w:val="single" w:color="B7B7BA" w:sz="4"/>
-              <w:right w:val="single" w:color="B7B7BA" w:sz="4"/>
-            </w:tcBorders>
-            <w:tcMar>
-              <w:top w:type="dxa" w:w="60"/>
-              <w:left w:type="dxa" w:w="80"/>
-              <w:bottom w:type="dxa" w:w="60"/>
-              <w:right w:type="dxa" w:w="80"/>
-            </w:tcMar>
-          </w:tcPr>
-          <w:p>
-            <w:r>
-              <w:t xml:space="preserve">개인</w:t>
-            </w:r>
-          </w:p>
-        </w:tc>
-        <w:tc>
-          <w:tcPr>
-            <w:tcBorders>
-              <w:top w:val="single" w:color="B7B7BA" w:sz="4"/>
-              <w:left w:val="single" w:color="B7B7BA" w:sz="4"/>
-              <w:bottom w:val="single" w:color="B7B7BA" w:sz="4"/>
-              <w:right w:val="single" w:color="B7B7BA" w:sz="4"/>
-            </w:tcBorders>
-            <w:tcMar>
-              <w:top w:type="dxa" w:w="60"/>
-              <w:left w:type="dxa" w:w="80"/>
-              <w:bottom w:type="dxa" w:w="60"/>
-              <w:right w:type="dxa" w:w="80"/>
-            </w:tcMar>
-          </w:tcPr>
-          <w:p>
-            <w:r>
-              <w:t xml:space="preserve">이 포트폴리오와 기록 갱신 장치</w:t>
             </w:r>
           </w:p>
         </w:tc>

--- a/docs/이력서.docx
+++ b/docs/이력서.docx
@@ -181,7 +181,7 @@
             </w:tcMar>
           </w:tcPr>
           <w:p>
-            <w:hyperlink w:history="1" r:id="rIdj5nva6ssaxcvtw5pu8rf1">
+            <w:hyperlink w:history="1" r:id="rIdebcbo8rwjc0v-kjnmlux_">
               <w:r>
                 <w:rPr>
                   <w:rStyle w:val="Hyperlink"/>
@@ -233,7 +233,7 @@
             </w:tcMar>
           </w:tcPr>
           <w:p>
-            <w:hyperlink w:history="1" r:id="rIdcwne_flewe4yl5sicbbwt">
+            <w:hyperlink w:history="1" r:id="rIdlwkue64lkqxrr9i1zs9ri">
               <w:r>
                 <w:rPr>
                   <w:rStyle w:val="Hyperlink"/>
@@ -285,7 +285,7 @@
             </w:tcMar>
           </w:tcPr>
           <w:p>
-            <w:hyperlink w:history="1" r:id="rIdflc2ekkknnqylsft88i8l">
+            <w:hyperlink w:history="1" r:id="rId9toxlnroopaqub8ypcc2k">
               <w:r>
                 <w:rPr>
                   <w:rStyle w:val="Hyperlink"/>
@@ -338,7 +338,7 @@
           </w:tcPr>
           <w:p>
             <w:r>
-              <w:t xml:space="preserve">보안 · 인프라 · 백엔드</w:t>
+              <w:t xml:space="preserve">백엔드 (보안 · 인프라)</w:t>
             </w:r>
           </w:p>
         </w:tc>
@@ -502,7 +502,7 @@
           </w:tcPr>
           <w:p>
             <w:r>
-              <w:t xml:space="preserve">~ 2020.02</w:t>
+              <w:t xml:space="preserve">2015.03 ~ 2020.02</w:t>
             </w:r>
           </w:p>
         </w:tc>
@@ -890,6 +890,14 @@
     <w:p/>
     <w:p>
       <w:pPr>
+        <w:spacing w:after="160" w:line="360"/>
+      </w:pPr>
+      <w:r>
+        <w:t xml:space="preserve">정보처리산업기사 과정에서 Java(객체지향, 예외 처리, 컬렉션), Database(SQL, JOIN, 트랜잭션), Linux(명령어, 계정·권한 관리), Git(브랜치 전략, 병합 충돌 해결), HTML·CSS, JavaScript를 배웠습니다.</w:t>
+      </w:r>
+    </w:p>
+    <w:p>
+      <w:pPr>
         <w:pStyle w:val="Heading2"/>
         <w:spacing w:before="240" w:after="120"/>
       </w:pPr>
@@ -1223,28 +1231,28 @@
           </w:tcPr>
           <w:p>
             <w:r>
-              <w:t xml:space="preserve">2026.10.25 (예정)</w:t>
-            </w:r>
-          </w:p>
-        </w:tc>
-        <w:tc>
-          <w:tcPr>
-            <w:tcBorders>
-              <w:top w:val="single" w:color="B7B7BA" w:sz="4"/>
-              <w:left w:val="single" w:color="B7B7BA" w:sz="4"/>
-              <w:bottom w:val="single" w:color="B7B7BA" w:sz="4"/>
-              <w:right w:val="single" w:color="B7B7BA" w:sz="4"/>
-            </w:tcBorders>
-            <w:tcMar>
-              <w:top w:type="dxa" w:w="60"/>
-              <w:left w:type="dxa" w:w="80"/>
-              <w:bottom w:type="dxa" w:w="60"/>
-              <w:right w:type="dxa" w:w="80"/>
-            </w:tcMar>
-          </w:tcPr>
-          <w:p>
-            <w:r>
-              <w:t xml:space="preserve">정보처리기사</w:t>
+              <w:t xml:space="preserve">2026.03</w:t>
+            </w:r>
+          </w:p>
+        </w:tc>
+        <w:tc>
+          <w:tcPr>
+            <w:tcBorders>
+              <w:top w:val="single" w:color="B7B7BA" w:sz="4"/>
+              <w:left w:val="single" w:color="B7B7BA" w:sz="4"/>
+              <w:bottom w:val="single" w:color="B7B7BA" w:sz="4"/>
+              <w:right w:val="single" w:color="B7B7BA" w:sz="4"/>
+            </w:tcBorders>
+            <w:tcMar>
+              <w:top w:type="dxa" w:w="60"/>
+              <w:left w:type="dxa" w:w="80"/>
+              <w:bottom w:type="dxa" w:w="60"/>
+              <w:right w:type="dxa" w:w="80"/>
+            </w:tcMar>
+          </w:tcPr>
+          <w:p>
+            <w:r>
+              <w:t xml:space="preserve">정보처리기사 필기</w:t>
             </w:r>
           </w:p>
         </w:tc>
@@ -1286,7 +1294,186 @@
           </w:tcPr>
           <w:p>
             <w:r>
-              <w:t xml:space="preserve">필기 합격, 실기 응시 예정</w:t>
+              <w:t xml:space="preserve">합격 (실기 2026.10.25 응시)</w:t>
+            </w:r>
+          </w:p>
+        </w:tc>
+      </w:tr>
+    </w:tbl>
+    <w:p/>
+    <w:p>
+      <w:pPr>
+        <w:pStyle w:val="Heading2"/>
+        <w:spacing w:before="240" w:after="120"/>
+      </w:pPr>
+      <w:r>
+        <w:t xml:space="preserve">병역</w:t>
+      </w:r>
+    </w:p>
+    <w:tbl>
+      <w:tblPr>
+        <w:tblW w:type="pct" w:w="100%"/>
+        <w:tblBorders>
+          <w:top w:val="single" w:color="auto" w:sz="4"/>
+          <w:left w:val="single" w:color="auto" w:sz="4"/>
+          <w:bottom w:val="single" w:color="auto" w:sz="4"/>
+          <w:right w:val="single" w:color="auto" w:sz="4"/>
+          <w:insideH w:val="single" w:color="auto" w:sz="4"/>
+          <w:insideV w:val="single" w:color="auto" w:sz="4"/>
+        </w:tblBorders>
+      </w:tblPr>
+      <w:tblGrid>
+        <w:gridCol w:w="100"/>
+        <w:gridCol w:w="100"/>
+        <w:gridCol w:w="100"/>
+      </w:tblGrid>
+      <w:tr>
+        <w:trPr>
+          <w:tblHeader/>
+        </w:trPr>
+        <w:tc>
+          <w:tcPr>
+            <w:tcBorders>
+              <w:top w:val="single" w:color="B7B7BA" w:sz="4"/>
+              <w:left w:val="single" w:color="B7B7BA" w:sz="4"/>
+              <w:bottom w:val="single" w:color="B7B7BA" w:sz="4"/>
+              <w:right w:val="single" w:color="B7B7BA" w:sz="4"/>
+            </w:tcBorders>
+            <w:shd w:fill="E9E9EA"/>
+            <w:tcMar>
+              <w:top w:type="dxa" w:w="60"/>
+              <w:left w:type="dxa" w:w="80"/>
+              <w:bottom w:type="dxa" w:w="60"/>
+              <w:right w:type="dxa" w:w="80"/>
+            </w:tcMar>
+          </w:tcPr>
+          <w:p>
+            <w:r>
+              <w:rPr>
+                <w:b/>
+                <w:bCs/>
+              </w:rPr>
+              <w:t xml:space="preserve">기간</w:t>
+            </w:r>
+          </w:p>
+        </w:tc>
+        <w:tc>
+          <w:tcPr>
+            <w:tcBorders>
+              <w:top w:val="single" w:color="B7B7BA" w:sz="4"/>
+              <w:left w:val="single" w:color="B7B7BA" w:sz="4"/>
+              <w:bottom w:val="single" w:color="B7B7BA" w:sz="4"/>
+              <w:right w:val="single" w:color="B7B7BA" w:sz="4"/>
+            </w:tcBorders>
+            <w:shd w:fill="E9E9EA"/>
+            <w:tcMar>
+              <w:top w:type="dxa" w:w="60"/>
+              <w:left w:type="dxa" w:w="80"/>
+              <w:bottom w:type="dxa" w:w="60"/>
+              <w:right w:type="dxa" w:w="80"/>
+            </w:tcMar>
+          </w:tcPr>
+          <w:p>
+            <w:r>
+              <w:rPr>
+                <w:b/>
+                <w:bCs/>
+              </w:rPr>
+              <w:t xml:space="preserve">구분</w:t>
+            </w:r>
+          </w:p>
+        </w:tc>
+        <w:tc>
+          <w:tcPr>
+            <w:tcBorders>
+              <w:top w:val="single" w:color="B7B7BA" w:sz="4"/>
+              <w:left w:val="single" w:color="B7B7BA" w:sz="4"/>
+              <w:bottom w:val="single" w:color="B7B7BA" w:sz="4"/>
+              <w:right w:val="single" w:color="B7B7BA" w:sz="4"/>
+            </w:tcBorders>
+            <w:shd w:fill="E9E9EA"/>
+            <w:tcMar>
+              <w:top w:type="dxa" w:w="60"/>
+              <w:left w:type="dxa" w:w="80"/>
+              <w:bottom w:type="dxa" w:w="60"/>
+              <w:right w:type="dxa" w:w="80"/>
+            </w:tcMar>
+          </w:tcPr>
+          <w:p>
+            <w:r>
+              <w:rPr>
+                <w:b/>
+                <w:bCs/>
+              </w:rPr>
+              <w:t xml:space="preserve">비고</w:t>
+            </w:r>
+          </w:p>
+        </w:tc>
+      </w:tr>
+      <w:tr>
+        <w:trPr>
+          <w:tblHeader w:val="false"/>
+        </w:trPr>
+        <w:tc>
+          <w:tcPr>
+            <w:tcBorders>
+              <w:top w:val="single" w:color="B7B7BA" w:sz="4"/>
+              <w:left w:val="single" w:color="B7B7BA" w:sz="4"/>
+              <w:bottom w:val="single" w:color="B7B7BA" w:sz="4"/>
+              <w:right w:val="single" w:color="B7B7BA" w:sz="4"/>
+            </w:tcBorders>
+            <w:tcMar>
+              <w:top w:type="dxa" w:w="60"/>
+              <w:left w:type="dxa" w:w="80"/>
+              <w:bottom w:type="dxa" w:w="60"/>
+              <w:right w:type="dxa" w:w="80"/>
+            </w:tcMar>
+          </w:tcPr>
+          <w:p>
+            <w:r>
+              <w:t xml:space="preserve">2016.05 ~ 2018.02</w:t>
+            </w:r>
+          </w:p>
+        </w:tc>
+        <w:tc>
+          <w:tcPr>
+            <w:tcBorders>
+              <w:top w:val="single" w:color="B7B7BA" w:sz="4"/>
+              <w:left w:val="single" w:color="B7B7BA" w:sz="4"/>
+              <w:bottom w:val="single" w:color="B7B7BA" w:sz="4"/>
+              <w:right w:val="single" w:color="B7B7BA" w:sz="4"/>
+            </w:tcBorders>
+            <w:tcMar>
+              <w:top w:type="dxa" w:w="60"/>
+              <w:left w:type="dxa" w:w="80"/>
+              <w:bottom w:type="dxa" w:w="60"/>
+              <w:right w:type="dxa" w:w="80"/>
+            </w:tcMar>
+          </w:tcPr>
+          <w:p>
+            <w:r>
+              <w:t xml:space="preserve">육군 병장</w:t>
+            </w:r>
+          </w:p>
+        </w:tc>
+        <w:tc>
+          <w:tcPr>
+            <w:tcBorders>
+              <w:top w:val="single" w:color="B7B7BA" w:sz="4"/>
+              <w:left w:val="single" w:color="B7B7BA" w:sz="4"/>
+              <w:bottom w:val="single" w:color="B7B7BA" w:sz="4"/>
+              <w:right w:val="single" w:color="B7B7BA" w:sz="4"/>
+            </w:tcBorders>
+            <w:tcMar>
+              <w:top w:type="dxa" w:w="60"/>
+              <w:left w:type="dxa" w:w="80"/>
+              <w:bottom w:type="dxa" w:w="60"/>
+              <w:right w:type="dxa" w:w="80"/>
+            </w:tcMar>
+          </w:tcPr>
+          <w:p>
+            <w:r>
+              <w:t xml:space="preserve">만기 전역</w:t>
             </w:r>
           </w:p>
         </w:tc>
